--- a/docs/AlphaSplit_技术文档_高玉伟章节初稿_v0.1.docx
+++ b/docs/AlphaSplit_技术文档_高玉伟章节初稿_v0.1.docx
@@ -194,7 +194,7 @@
           <w:b w:val="0"/>
           <w:sz w:val="24"/>
         </w:rPr>
-        <w:t>AlphaSplit 面向该问题，构建“多智能体驱动的投研角色贡献计量平台”。其核心思路是：以投研角色为直接计量单位，用公开可计算因子作为角色决策输入的代理（套壳），由多智能体规划对照/反事实回测方案并自动执行与评估迭代，进而输出可解释的角色贡献系数，并通过可视化与人工确认接口形成决策支持——系统不以自动发薪为目标。</w:t>
+        <w:t>AlphaSplit 面向该问题，构建“多智能体驱动的投研角色贡献计量平台”。其核心思路是：以投研角色为直接计量单位，用公开可计算因子作为角色决策输入的代理（套壳），由多智能体规划对照/反事实回测方案并自动执行与评估迭代，进而输出可解释的角色贡献系数，并通过可视化与人工确认接口形成决策支持——系统以广义价值分配决策支持为目标，且不自动执行分配。</w:t>
       </w:r>
     </w:p>
     <w:p>
@@ -438,7 +438,7 @@
           <w:b w:val="0"/>
           <w:sz w:val="24"/>
         </w:rPr>
-        <w:t>（4）输出层：给出贡献系数、可视化报告，以及带宽约束下的人工确认接口，体现“计量与决策支持、而非自动发薪”。</w:t>
+        <w:t>（4）输出层：给出贡献系数、可视化报告，以及带宽约束下的人工确认接口，体现“计量与广义价值分配决策支持”。</w:t>
       </w:r>
     </w:p>
     <w:p>
@@ -1332,7 +1332,7 @@
           <w:b w:val="0"/>
           <w:sz w:val="24"/>
         </w:rPr>
-        <w:t>输出层将角色贡献系数归一化后展示，并提供文字解读（Agent 规划结论）。人工确认环节采用“公式/计量锚点 + 带宽 + 确认”的规则：系统给出建议份额或权重，允许在有限带宽内调整；越界调整需显式确认，从而把最终责任保留在人侧，符合“决策支持而非自动发薪”的定位。</w:t>
+        <w:t>输出层将角色贡献系数归一化后展示，并提供文字解读（Agent 规划结论）。人工确认环节采用“公式/计量锚点 + 带宽 + 确认”的规则：系统给出建议份额或权重，允许在有限带宽内调整；越界调整需显式确认，从而把最终责任保留在人侧，符合“广义价值分配决策支持”的定位。</w:t>
       </w:r>
     </w:p>
     <w:p>
@@ -1490,7 +1490,7 @@
                 <w:b w:val="0"/>
                 <w:sz w:val="21"/>
               </w:rPr>
-              <w:t>人工确认落账/确认权重</w:t>
+              <w:t>人工确认分配方案/确认权重</w:t>
             </w:r>
           </w:p>
         </w:tc>
@@ -1731,7 +1731,7 @@
                 <w:b w:val="0"/>
                 <w:sz w:val="21"/>
               </w:rPr>
-              <w:t>确定角色贡献计量主线；弱化自动发薪</w:t>
+              <w:t>确定角色贡献计量主线；突出广义价值分配</w:t>
             </w:r>
           </w:p>
         </w:tc>
@@ -2079,7 +2079,7 @@
           <w:b w:val="0"/>
           <w:sz w:val="24"/>
         </w:rPr>
-        <w:t>（5）输出定位为决策支持：保留人工确认，不把系统写成自动发薪。</w:t>
+        <w:t>（5）输出定位为决策支持：保留人工确认，突出广义价值分配，系统不自动执行。</w:t>
       </w:r>
     </w:p>
     <w:p>
